--- a/SE(SQL)-Assements-2/Section-D/Session-D.docx
+++ b/SE(SQL)-Assements-2/Section-D/Session-D.docx
@@ -31,7 +31,15 @@
         </w:numPr>
       </w:pPr>
       <w:r>
-        <w:t xml:space="preserve">Accepts a restaurant_id and a month number (1–12) as inputs and returns a summary showing total orders, total revenue, and average order value for that restaurant in that month. </w:t>
+        <w:t xml:space="preserve">Accepts a </w:t>
+      </w:r>
+      <w:proofErr w:type="spellStart"/>
+      <w:r>
+        <w:t>restaurant_id</w:t>
+      </w:r>
+      <w:proofErr w:type="spellEnd"/>
+      <w:r>
+        <w:t xml:space="preserve"> and a month number (1–12) as inputs and returns a summary showing total orders, total revenue, and average order value for that restaurant in that month. </w:t>
       </w:r>
     </w:p>
     <w:p>
@@ -67,7 +75,15 @@
         </w:numPr>
       </w:pPr>
       <w:r>
-        <w:t>Runs successfully in MySQL Workbench — screenshot output for at least two different restaurant_id and month combinations.</w:t>
+        <w:t xml:space="preserve">Runs successfully in MySQL Workbench — screenshot output for at least two different </w:t>
+      </w:r>
+      <w:proofErr w:type="spellStart"/>
+      <w:r>
+        <w:t>restaurant_id</w:t>
+      </w:r>
+      <w:proofErr w:type="spellEnd"/>
+      <w:r>
+        <w:t xml:space="preserve"> and month combinations.</w:t>
       </w:r>
     </w:p>
     <w:p>
@@ -138,7 +154,15 @@
         </w:numPr>
       </w:pPr>
       <w:r>
-        <w:t>A 3–4 line note explaining what you changed and why the AI's version needed improvement.</w:t>
+        <w:t>A 3–</w:t>
+      </w:r>
+      <w:proofErr w:type="gramStart"/>
+      <w:r>
+        <w:t>4 line</w:t>
+      </w:r>
+      <w:proofErr w:type="gramEnd"/>
+      <w:r>
+        <w:t xml:space="preserve"> note explaining what you changed and why the AI's version needed improvement.</w:t>
       </w:r>
     </w:p>
     <w:p/>
@@ -182,7 +206,15 @@
         <w:pStyle w:val="ListParagraph"/>
       </w:pPr>
       <w:r>
-        <w:t>Write a MySQL stored procedure that accepts restaurant_id and a month number</w:t>
+        <w:t xml:space="preserve">Write a MySQL stored procedure that accepts </w:t>
+      </w:r>
+      <w:proofErr w:type="spellStart"/>
+      <w:r>
+        <w:t>restaurant_id</w:t>
+      </w:r>
+      <w:proofErr w:type="spellEnd"/>
+      <w:r>
+        <w:t xml:space="preserve"> and a month number</w:t>
       </w:r>
     </w:p>
     <w:p>
@@ -230,7 +262,31 @@
         <w:pStyle w:val="ListParagraph"/>
       </w:pPr>
       <w:r>
-        <w:t>Use SELECT, GROUP BY, and aggregate functions such as COUNT(), SUM(), and AVG().</w:t>
+        <w:t xml:space="preserve">Use SELECT, GROUP BY, and aggregate functions such as </w:t>
+      </w:r>
+      <w:proofErr w:type="gramStart"/>
+      <w:r>
+        <w:t>COUNT(</w:t>
+      </w:r>
+      <w:proofErr w:type="gramEnd"/>
+      <w:r>
+        <w:t xml:space="preserve">), </w:t>
+      </w:r>
+      <w:proofErr w:type="gramStart"/>
+      <w:r>
+        <w:t>SUM(</w:t>
+      </w:r>
+      <w:proofErr w:type="gramEnd"/>
+      <w:r>
+        <w:t xml:space="preserve">), and </w:t>
+      </w:r>
+      <w:proofErr w:type="gramStart"/>
+      <w:r>
+        <w:t>AVG(</w:t>
+      </w:r>
+      <w:proofErr w:type="gramEnd"/>
+      <w:r>
+        <w:t>).</w:t>
       </w:r>
     </w:p>
     <w:p>
@@ -285,23 +341,52 @@
       </w:pPr>
       <w:r>
         <w:lastRenderedPageBreak/>
-        <w:t>CREATE PROCEDURE get_monthly_restaurant_summary(</w:t>
-      </w:r>
-    </w:p>
-    <w:p>
-      <w:pPr>
-        <w:pStyle w:val="ListParagraph"/>
-      </w:pPr>
-      <w:r>
-        <w:t xml:space="preserve">    IN p_restaurant_id INT,</w:t>
-      </w:r>
-    </w:p>
-    <w:p>
-      <w:pPr>
-        <w:pStyle w:val="ListParagraph"/>
-      </w:pPr>
-      <w:r>
-        <w:t xml:space="preserve">    IN p_month INT</w:t>
+        <w:t xml:space="preserve">CREATE PROCEDURE </w:t>
+      </w:r>
+      <w:proofErr w:type="spellStart"/>
+      <w:r>
+        <w:t>get_monthly_restaurant_</w:t>
+      </w:r>
+      <w:proofErr w:type="gramStart"/>
+      <w:r>
+        <w:t>summary</w:t>
+      </w:r>
+      <w:proofErr w:type="spellEnd"/>
+      <w:r>
+        <w:t>(</w:t>
+      </w:r>
+      <w:proofErr w:type="gramEnd"/>
+    </w:p>
+    <w:p>
+      <w:pPr>
+        <w:pStyle w:val="ListParagraph"/>
+      </w:pPr>
+      <w:r>
+        <w:t xml:space="preserve">    IN </w:t>
+      </w:r>
+      <w:proofErr w:type="spellStart"/>
+      <w:r>
+        <w:t>p_restaurant_id</w:t>
+      </w:r>
+      <w:proofErr w:type="spellEnd"/>
+      <w:r>
+        <w:t xml:space="preserve"> INT,</w:t>
+      </w:r>
+    </w:p>
+    <w:p>
+      <w:pPr>
+        <w:pStyle w:val="ListParagraph"/>
+      </w:pPr>
+      <w:r>
+        <w:t xml:space="preserve">    IN </w:t>
+      </w:r>
+      <w:proofErr w:type="spellStart"/>
+      <w:r>
+        <w:t>p_month</w:t>
+      </w:r>
+      <w:proofErr w:type="spellEnd"/>
+      <w:r>
+        <w:t xml:space="preserve"> INT</w:t>
       </w:r>
     </w:p>
     <w:p>
@@ -338,32 +423,100 @@
         <w:pStyle w:val="ListParagraph"/>
       </w:pPr>
       <w:r>
-        <w:t xml:space="preserve">        r.name AS restaurant_name,</w:t>
-      </w:r>
-    </w:p>
-    <w:p>
-      <w:pPr>
-        <w:pStyle w:val="ListParagraph"/>
-      </w:pPr>
-      <w:r>
-        <w:t xml:space="preserve">        COUNT(o.order_id) AS total_orders,</w:t>
-      </w:r>
-    </w:p>
-    <w:p>
-      <w:pPr>
-        <w:pStyle w:val="ListParagraph"/>
-      </w:pPr>
-      <w:r>
-        <w:t xml:space="preserve">        SUM(o.total_amount) AS total_revenue,</w:t>
-      </w:r>
-    </w:p>
-    <w:p>
-      <w:pPr>
-        <w:pStyle w:val="ListParagraph"/>
-      </w:pPr>
-      <w:r>
-        <w:t xml:space="preserve">        AVG(o.total_amount) AS average_order_value</w:t>
-      </w:r>
+        <w:t xml:space="preserve">        r.name AS </w:t>
+      </w:r>
+      <w:proofErr w:type="spellStart"/>
+      <w:r>
+        <w:t>restaurant_name</w:t>
+      </w:r>
+      <w:proofErr w:type="spellEnd"/>
+      <w:r>
+        <w:t>,</w:t>
+      </w:r>
+    </w:p>
+    <w:p>
+      <w:pPr>
+        <w:pStyle w:val="ListParagraph"/>
+      </w:pPr>
+      <w:r>
+        <w:t xml:space="preserve">        COUNT(</w:t>
+      </w:r>
+      <w:proofErr w:type="spellStart"/>
+      <w:proofErr w:type="gramStart"/>
+      <w:r>
+        <w:t>o.order</w:t>
+      </w:r>
+      <w:proofErr w:type="gramEnd"/>
+      <w:r>
+        <w:t>_id</w:t>
+      </w:r>
+      <w:proofErr w:type="spellEnd"/>
+      <w:r>
+        <w:t xml:space="preserve">) AS </w:t>
+      </w:r>
+      <w:proofErr w:type="spellStart"/>
+      <w:r>
+        <w:t>total_orders</w:t>
+      </w:r>
+      <w:proofErr w:type="spellEnd"/>
+      <w:r>
+        <w:t>,</w:t>
+      </w:r>
+    </w:p>
+    <w:p>
+      <w:pPr>
+        <w:pStyle w:val="ListParagraph"/>
+      </w:pPr>
+      <w:r>
+        <w:t xml:space="preserve">        SUM(</w:t>
+      </w:r>
+      <w:proofErr w:type="spellStart"/>
+      <w:proofErr w:type="gramStart"/>
+      <w:r>
+        <w:t>o.total</w:t>
+      </w:r>
+      <w:proofErr w:type="gramEnd"/>
+      <w:r>
+        <w:t>_amount</w:t>
+      </w:r>
+      <w:proofErr w:type="spellEnd"/>
+      <w:r>
+        <w:t xml:space="preserve">) AS </w:t>
+      </w:r>
+      <w:proofErr w:type="spellStart"/>
+      <w:r>
+        <w:t>total_revenue</w:t>
+      </w:r>
+      <w:proofErr w:type="spellEnd"/>
+      <w:r>
+        <w:t>,</w:t>
+      </w:r>
+    </w:p>
+    <w:p>
+      <w:pPr>
+        <w:pStyle w:val="ListParagraph"/>
+      </w:pPr>
+      <w:r>
+        <w:t xml:space="preserve">        AVG(</w:t>
+      </w:r>
+      <w:proofErr w:type="spellStart"/>
+      <w:proofErr w:type="gramStart"/>
+      <w:r>
+        <w:t>o.total</w:t>
+      </w:r>
+      <w:proofErr w:type="gramEnd"/>
+      <w:r>
+        <w:t>_amount</w:t>
+      </w:r>
+      <w:proofErr w:type="spellEnd"/>
+      <w:r>
+        <w:t xml:space="preserve">) AS </w:t>
+      </w:r>
+      <w:proofErr w:type="spellStart"/>
+      <w:r>
+        <w:t>average_order_value</w:t>
+      </w:r>
+      <w:proofErr w:type="spellEnd"/>
     </w:p>
     <w:p>
       <w:pPr>
@@ -386,31 +539,103 @@
         <w:pStyle w:val="ListParagraph"/>
       </w:pPr>
       <w:r>
-        <w:t xml:space="preserve">        ON r.restaurant_id = o.restaurant_id</w:t>
-      </w:r>
-    </w:p>
-    <w:p>
-      <w:pPr>
-        <w:pStyle w:val="ListParagraph"/>
-      </w:pPr>
-      <w:r>
-        <w:t xml:space="preserve">    WHERE r.restaurant_id = p_restaurant_id</w:t>
-      </w:r>
-    </w:p>
-    <w:p>
-      <w:pPr>
-        <w:pStyle w:val="ListParagraph"/>
-      </w:pPr>
-      <w:r>
-        <w:t xml:space="preserve">      AND MONTH(o.order_date) = p_month</w:t>
-      </w:r>
-    </w:p>
-    <w:p>
-      <w:pPr>
-        <w:pStyle w:val="ListParagraph"/>
-      </w:pPr>
-      <w:r>
-        <w:t xml:space="preserve">    GROUP BY r.restaurant_id, r.name;</w:t>
+        <w:t xml:space="preserve">        ON </w:t>
+      </w:r>
+      <w:proofErr w:type="spellStart"/>
+      <w:proofErr w:type="gramStart"/>
+      <w:r>
+        <w:t>r.restaurant</w:t>
+      </w:r>
+      <w:proofErr w:type="gramEnd"/>
+      <w:r>
+        <w:t>_id</w:t>
+      </w:r>
+      <w:proofErr w:type="spellEnd"/>
+      <w:r>
+        <w:t xml:space="preserve"> = </w:t>
+      </w:r>
+      <w:proofErr w:type="spellStart"/>
+      <w:proofErr w:type="gramStart"/>
+      <w:r>
+        <w:t>o.restaurant</w:t>
+      </w:r>
+      <w:proofErr w:type="gramEnd"/>
+      <w:r>
+        <w:t>_id</w:t>
+      </w:r>
+      <w:proofErr w:type="spellEnd"/>
+    </w:p>
+    <w:p>
+      <w:pPr>
+        <w:pStyle w:val="ListParagraph"/>
+      </w:pPr>
+      <w:r>
+        <w:t xml:space="preserve">    WHERE </w:t>
+      </w:r>
+      <w:proofErr w:type="spellStart"/>
+      <w:proofErr w:type="gramStart"/>
+      <w:r>
+        <w:t>r.restaurant</w:t>
+      </w:r>
+      <w:proofErr w:type="gramEnd"/>
+      <w:r>
+        <w:t>_id</w:t>
+      </w:r>
+      <w:proofErr w:type="spellEnd"/>
+      <w:r>
+        <w:t xml:space="preserve"> = </w:t>
+      </w:r>
+      <w:proofErr w:type="spellStart"/>
+      <w:r>
+        <w:t>p_restaurant_id</w:t>
+      </w:r>
+      <w:proofErr w:type="spellEnd"/>
+    </w:p>
+    <w:p>
+      <w:pPr>
+        <w:pStyle w:val="ListParagraph"/>
+      </w:pPr>
+      <w:r>
+        <w:t xml:space="preserve">      AND MONTH(</w:t>
+      </w:r>
+      <w:proofErr w:type="spellStart"/>
+      <w:proofErr w:type="gramStart"/>
+      <w:r>
+        <w:t>o.order</w:t>
+      </w:r>
+      <w:proofErr w:type="gramEnd"/>
+      <w:r>
+        <w:t>_date</w:t>
+      </w:r>
+      <w:proofErr w:type="spellEnd"/>
+      <w:r>
+        <w:t xml:space="preserve">) = </w:t>
+      </w:r>
+      <w:proofErr w:type="spellStart"/>
+      <w:r>
+        <w:t>p_month</w:t>
+      </w:r>
+      <w:proofErr w:type="spellEnd"/>
+    </w:p>
+    <w:p>
+      <w:pPr>
+        <w:pStyle w:val="ListParagraph"/>
+      </w:pPr>
+      <w:r>
+        <w:t xml:space="preserve">    GROUP BY </w:t>
+      </w:r>
+      <w:proofErr w:type="spellStart"/>
+      <w:proofErr w:type="gramStart"/>
+      <w:r>
+        <w:t>r.restaurant</w:t>
+      </w:r>
+      <w:proofErr w:type="gramEnd"/>
+      <w:r>
+        <w:t>_id</w:t>
+      </w:r>
+      <w:proofErr w:type="spellEnd"/>
+      <w:r>
+        <w:t>, r.name;</w:t>
       </w:r>
     </w:p>
     <w:p>
@@ -435,9 +660,11 @@
       <w:pPr>
         <w:pStyle w:val="ListParagraph"/>
       </w:pPr>
+      <w:proofErr w:type="gramStart"/>
       <w:r>
         <w:t>DELIMITER ;</w:t>
       </w:r>
+      <w:proofErr w:type="gramEnd"/>
     </w:p>
     <w:p>
       <w:pPr>
@@ -469,20 +696,136 @@
         <w:pStyle w:val="ListParagraph"/>
       </w:pPr>
       <w:r>
-        <w:t>CALL get_monthly_restaurant_summary(1, 9);</w:t>
-      </w:r>
-    </w:p>
-    <w:p>
-      <w:pPr>
-        <w:pStyle w:val="ListParagraph"/>
-      </w:pPr>
-    </w:p>
-    <w:p>
-      <w:pPr>
-        <w:pStyle w:val="ListParagraph"/>
-      </w:pPr>
-      <w:r>
-        <w:t>CALL get_monthly_restaurant_summary(2, 9);</w:t>
+        <w:t xml:space="preserve">CALL </w:t>
+      </w:r>
+      <w:proofErr w:type="spellStart"/>
+      <w:r>
+        <w:t>get_monthly_restaurant_</w:t>
+      </w:r>
+      <w:proofErr w:type="gramStart"/>
+      <w:r>
+        <w:t>summary</w:t>
+      </w:r>
+      <w:proofErr w:type="spellEnd"/>
+      <w:r>
+        <w:t>(</w:t>
+      </w:r>
+      <w:proofErr w:type="gramEnd"/>
+      <w:r>
+        <w:t>1, 9);</w:t>
+      </w:r>
+    </w:p>
+    <w:p>
+      <w:pPr>
+        <w:pStyle w:val="ListParagraph"/>
+      </w:pPr>
+      <w:r>
+        <w:drawing>
+          <wp:inline distT="0" distB="0" distL="0" distR="0" wp14:anchorId="5BDEF9A9" wp14:editId="141CA635">
+            <wp:extent cx="4625741" cy="381033"/>
+            <wp:effectExtent l="0" t="0" r="3810" b="0"/>
+            <wp:docPr id="296717801" name="Picture 1"/>
+            <wp:cNvGraphicFramePr>
+              <a:graphicFrameLocks xmlns:a="http://schemas.openxmlformats.org/drawingml/2006/main" noChangeAspect="1"/>
+            </wp:cNvGraphicFramePr>
+            <a:graphic xmlns:a="http://schemas.openxmlformats.org/drawingml/2006/main">
+              <a:graphicData uri="http://schemas.openxmlformats.org/drawingml/2006/picture">
+                <pic:pic xmlns:pic="http://schemas.openxmlformats.org/drawingml/2006/picture">
+                  <pic:nvPicPr>
+                    <pic:cNvPr id="296717801" name=""/>
+                    <pic:cNvPicPr/>
+                  </pic:nvPicPr>
+                  <pic:blipFill>
+                    <a:blip r:embed="rId5"/>
+                    <a:stretch>
+                      <a:fillRect/>
+                    </a:stretch>
+                  </pic:blipFill>
+                  <pic:spPr>
+                    <a:xfrm>
+                      <a:off x="0" y="0"/>
+                      <a:ext cx="4625741" cy="381033"/>
+                    </a:xfrm>
+                    <a:prstGeom prst="rect">
+                      <a:avLst/>
+                    </a:prstGeom>
+                  </pic:spPr>
+                </pic:pic>
+              </a:graphicData>
+            </a:graphic>
+          </wp:inline>
+        </w:drawing>
+      </w:r>
+    </w:p>
+    <w:p>
+      <w:pPr>
+        <w:pStyle w:val="ListParagraph"/>
+      </w:pPr>
+    </w:p>
+    <w:p>
+      <w:pPr>
+        <w:pStyle w:val="ListParagraph"/>
+      </w:pPr>
+      <w:r>
+        <w:t xml:space="preserve">CALL </w:t>
+      </w:r>
+      <w:proofErr w:type="spellStart"/>
+      <w:r>
+        <w:t>get_monthly_restaurant_</w:t>
+      </w:r>
+      <w:proofErr w:type="gramStart"/>
+      <w:r>
+        <w:t>summary</w:t>
+      </w:r>
+      <w:proofErr w:type="spellEnd"/>
+      <w:r>
+        <w:t>(</w:t>
+      </w:r>
+      <w:proofErr w:type="gramEnd"/>
+      <w:r>
+        <w:t>2, 9);</w:t>
+      </w:r>
+    </w:p>
+    <w:p>
+      <w:pPr>
+        <w:pStyle w:val="ListParagraph"/>
+      </w:pPr>
+      <w:r>
+        <w:drawing>
+          <wp:inline distT="0" distB="0" distL="0" distR="0" wp14:anchorId="716A920B" wp14:editId="20719F91">
+            <wp:extent cx="4534293" cy="464860"/>
+            <wp:effectExtent l="0" t="0" r="0" b="0"/>
+            <wp:docPr id="2113661095" name="Picture 1"/>
+            <wp:cNvGraphicFramePr>
+              <a:graphicFrameLocks xmlns:a="http://schemas.openxmlformats.org/drawingml/2006/main" noChangeAspect="1"/>
+            </wp:cNvGraphicFramePr>
+            <a:graphic xmlns:a="http://schemas.openxmlformats.org/drawingml/2006/main">
+              <a:graphicData uri="http://schemas.openxmlformats.org/drawingml/2006/picture">
+                <pic:pic xmlns:pic="http://schemas.openxmlformats.org/drawingml/2006/picture">
+                  <pic:nvPicPr>
+                    <pic:cNvPr id="2113661095" name=""/>
+                    <pic:cNvPicPr/>
+                  </pic:nvPicPr>
+                  <pic:blipFill>
+                    <a:blip r:embed="rId6"/>
+                    <a:stretch>
+                      <a:fillRect/>
+                    </a:stretch>
+                  </pic:blipFill>
+                  <pic:spPr>
+                    <a:xfrm>
+                      <a:off x="0" y="0"/>
+                      <a:ext cx="4534293" cy="464860"/>
+                    </a:xfrm>
+                    <a:prstGeom prst="rect">
+                      <a:avLst/>
+                    </a:prstGeom>
+                  </pic:spPr>
+                </pic:pic>
+              </a:graphicData>
+            </a:graphic>
+          </wp:inline>
+        </w:drawing>
       </w:r>
     </w:p>
     <w:p>
@@ -559,7 +902,31 @@
         </w:numPr>
       </w:pPr>
       <w:r>
-        <w:t xml:space="preserve">Using COUNT(), SUM(), AVG() and GROUP BY </w:t>
+        <w:t xml:space="preserve">Using </w:t>
+      </w:r>
+      <w:proofErr w:type="gramStart"/>
+      <w:r>
+        <w:t>COUNT(</w:t>
+      </w:r>
+      <w:proofErr w:type="gramEnd"/>
+      <w:r>
+        <w:t xml:space="preserve">), </w:t>
+      </w:r>
+      <w:proofErr w:type="gramStart"/>
+      <w:r>
+        <w:t>SUM(</w:t>
+      </w:r>
+      <w:proofErr w:type="gramEnd"/>
+      <w:r>
+        <w:t xml:space="preserve">), </w:t>
+      </w:r>
+      <w:proofErr w:type="gramStart"/>
+      <w:r>
+        <w:t>AVG(</w:t>
+      </w:r>
+      <w:proofErr w:type="gramEnd"/>
+      <w:r>
+        <w:t xml:space="preserve">) and GROUP BY </w:t>
       </w:r>
     </w:p>
     <w:p>
@@ -576,259 +943,341 @@
     </w:p>
     <w:p>
       <w:pPr>
-        <w:ind w:left="720"/>
-      </w:pPr>
-      <w:r>
+        <w:ind w:left="1080"/>
+      </w:pPr>
+    </w:p>
+    <w:p>
+      <w:pPr>
+        <w:ind w:left="1080"/>
+      </w:pPr>
+      <w:r>
+        <w:lastRenderedPageBreak/>
         <w:t>DELIMITER $$</w:t>
       </w:r>
     </w:p>
     <w:p>
       <w:pPr>
-        <w:ind w:left="720"/>
-      </w:pPr>
-    </w:p>
-    <w:p>
-      <w:pPr>
-        <w:ind w:left="720"/>
-      </w:pPr>
-      <w:r>
-        <w:t>CREATE PROCEDURE get_monthly_restaurant_summary(</w:t>
-      </w:r>
-    </w:p>
-    <w:p>
-      <w:pPr>
-        <w:ind w:left="720"/>
-      </w:pPr>
-      <w:r>
-        <w:t xml:space="preserve">    IN p_restaurant_id INT,</w:t>
-      </w:r>
-    </w:p>
-    <w:p>
-      <w:pPr>
-        <w:ind w:left="720"/>
+        <w:ind w:left="1080"/>
+      </w:pPr>
+    </w:p>
+    <w:p>
+      <w:pPr>
+        <w:ind w:left="1080"/>
+      </w:pPr>
+      <w:r>
+        <w:t xml:space="preserve">CREATE PROCEDURE </w:t>
+      </w:r>
+      <w:proofErr w:type="spellStart"/>
+      <w:r>
+        <w:t>get_monthly_restaurant_</w:t>
+      </w:r>
+      <w:proofErr w:type="gramStart"/>
+      <w:r>
+        <w:t>summary</w:t>
+      </w:r>
+      <w:proofErr w:type="spellEnd"/>
+      <w:r>
+        <w:t>(</w:t>
+      </w:r>
+      <w:proofErr w:type="gramEnd"/>
+    </w:p>
+    <w:p>
+      <w:pPr>
+        <w:ind w:left="1080"/>
+      </w:pPr>
+      <w:r>
+        <w:t xml:space="preserve">    IN </w:t>
+      </w:r>
+      <w:proofErr w:type="spellStart"/>
+      <w:r>
+        <w:t>p_restaurant_id</w:t>
+      </w:r>
+      <w:proofErr w:type="spellEnd"/>
+      <w:r>
+        <w:t xml:space="preserve"> INT,</w:t>
+      </w:r>
+    </w:p>
+    <w:p>
+      <w:pPr>
+        <w:ind w:left="1080"/>
+      </w:pPr>
+      <w:r>
+        <w:t xml:space="preserve">    IN </w:t>
+      </w:r>
+      <w:proofErr w:type="spellStart"/>
+      <w:r>
+        <w:t>p_month</w:t>
+      </w:r>
+      <w:proofErr w:type="spellEnd"/>
+      <w:r>
+        <w:t xml:space="preserve"> INT</w:t>
+      </w:r>
+    </w:p>
+    <w:p>
+      <w:pPr>
+        <w:ind w:left="1080"/>
+      </w:pPr>
+      <w:r>
+        <w:t>)</w:t>
+      </w:r>
+    </w:p>
+    <w:p>
+      <w:pPr>
+        <w:ind w:left="1080"/>
+      </w:pPr>
+      <w:r>
+        <w:t>BEGIN</w:t>
+      </w:r>
+    </w:p>
+    <w:p>
+      <w:pPr>
+        <w:ind w:left="1080"/>
+      </w:pPr>
+    </w:p>
+    <w:p>
+      <w:pPr>
+        <w:ind w:left="1080"/>
+      </w:pPr>
+      <w:r>
+        <w:t xml:space="preserve">    DECLARE </w:t>
+      </w:r>
+      <w:proofErr w:type="spellStart"/>
+      <w:r>
+        <w:t>v_restaurant_count</w:t>
+      </w:r>
+      <w:proofErr w:type="spellEnd"/>
+      <w:r>
+        <w:t xml:space="preserve"> INT DEFAULT 0;</w:t>
+      </w:r>
+    </w:p>
+    <w:p>
+      <w:pPr>
+        <w:ind w:left="1080"/>
+      </w:pPr>
+      <w:r>
+        <w:t xml:space="preserve">    DECLARE </w:t>
+      </w:r>
+      <w:proofErr w:type="spellStart"/>
+      <w:r>
+        <w:t>v_order_count</w:t>
+      </w:r>
+      <w:proofErr w:type="spellEnd"/>
+      <w:r>
+        <w:t xml:space="preserve"> INT DEFAULT 0;</w:t>
+      </w:r>
+    </w:p>
+    <w:p>
+      <w:pPr>
+        <w:ind w:left="1080"/>
+      </w:pPr>
+    </w:p>
+    <w:p>
+      <w:pPr>
+        <w:ind w:left="1080"/>
+      </w:pPr>
+      <w:r>
+        <w:t xml:space="preserve">    IF </w:t>
+      </w:r>
+      <w:proofErr w:type="spellStart"/>
+      <w:r>
+        <w:t>p_month</w:t>
+      </w:r>
+      <w:proofErr w:type="spellEnd"/>
+      <w:r>
+        <w:t xml:space="preserve"> &lt; 1 OR </w:t>
+      </w:r>
+      <w:proofErr w:type="spellStart"/>
+      <w:r>
+        <w:t>p_month</w:t>
+      </w:r>
+      <w:proofErr w:type="spellEnd"/>
+      <w:r>
+        <w:t xml:space="preserve"> &gt; 12 THEN</w:t>
+      </w:r>
+    </w:p>
+    <w:p>
+      <w:pPr>
+        <w:ind w:left="1080"/>
+      </w:pPr>
+    </w:p>
+    <w:p>
+      <w:pPr>
+        <w:ind w:left="1080"/>
+      </w:pPr>
+      <w:r>
+        <w:t xml:space="preserve">        SELECT 'Invalid month. Please enter a month between 1 and 12.'</w:t>
+      </w:r>
+    </w:p>
+    <w:p>
+      <w:pPr>
+        <w:ind w:left="1080"/>
+      </w:pPr>
+      <w:r>
+        <w:t xml:space="preserve">        AS message;</w:t>
+      </w:r>
+    </w:p>
+    <w:p>
+      <w:pPr>
+        <w:ind w:left="1080"/>
+      </w:pPr>
+    </w:p>
+    <w:p>
+      <w:pPr>
+        <w:ind w:left="1080"/>
+      </w:pPr>
+      <w:r>
+        <w:t xml:space="preserve">    ELSE</w:t>
+      </w:r>
+    </w:p>
+    <w:p>
+      <w:pPr>
+        <w:ind w:left="1080"/>
+      </w:pPr>
+      <w:r>
+        <w:t xml:space="preserve">        SELECT </w:t>
+      </w:r>
+      <w:proofErr w:type="gramStart"/>
+      <w:r>
+        <w:t>COUNT(</w:t>
+      </w:r>
+      <w:proofErr w:type="gramEnd"/>
+      <w:r>
+        <w:t>*)</w:t>
+      </w:r>
+    </w:p>
+    <w:p>
+      <w:pPr>
+        <w:ind w:left="1080"/>
+      </w:pPr>
+      <w:r>
+        <w:t xml:space="preserve">        INTO </w:t>
+      </w:r>
+      <w:proofErr w:type="spellStart"/>
+      <w:r>
+        <w:t>v_restaurant_count</w:t>
+      </w:r>
+      <w:proofErr w:type="spellEnd"/>
+    </w:p>
+    <w:p>
+      <w:pPr>
+        <w:ind w:left="1080"/>
+      </w:pPr>
+      <w:r>
+        <w:t xml:space="preserve">        FROM restaurants</w:t>
+      </w:r>
+    </w:p>
+    <w:p>
+      <w:pPr>
+        <w:ind w:left="1080"/>
+      </w:pPr>
+      <w:r>
+        <w:t xml:space="preserve">        WHERE </w:t>
+      </w:r>
+      <w:proofErr w:type="spellStart"/>
+      <w:r>
+        <w:t>restaurant_id</w:t>
+      </w:r>
+      <w:proofErr w:type="spellEnd"/>
+      <w:r>
+        <w:t xml:space="preserve"> = </w:t>
+      </w:r>
+      <w:proofErr w:type="spellStart"/>
+      <w:r>
+        <w:t>p_restaurant_id</w:t>
+      </w:r>
+      <w:proofErr w:type="spellEnd"/>
+      <w:r>
+        <w:t>;</w:t>
+      </w:r>
+    </w:p>
+    <w:p>
+      <w:pPr>
+        <w:ind w:left="1080"/>
+      </w:pPr>
+    </w:p>
+    <w:p>
+      <w:pPr>
+        <w:ind w:left="1080"/>
+      </w:pPr>
+      <w:r>
+        <w:t xml:space="preserve">        IF </w:t>
+      </w:r>
+      <w:proofErr w:type="spellStart"/>
+      <w:r>
+        <w:t>v_restaurant_count</w:t>
+      </w:r>
+      <w:proofErr w:type="spellEnd"/>
+      <w:r>
+        <w:t xml:space="preserve"> = 0 THEN</w:t>
+      </w:r>
+    </w:p>
+    <w:p>
+      <w:pPr>
+        <w:ind w:left="1080"/>
+      </w:pPr>
+    </w:p>
+    <w:p>
+      <w:pPr>
+        <w:ind w:left="1080"/>
+      </w:pPr>
+      <w:r>
+        <w:t xml:space="preserve">            SELECT 'Restaurant does not exist.'</w:t>
+      </w:r>
+    </w:p>
+    <w:p>
+      <w:pPr>
+        <w:ind w:left="1080"/>
+      </w:pPr>
+      <w:r>
+        <w:t xml:space="preserve">            AS message;</w:t>
+      </w:r>
+    </w:p>
+    <w:p>
+      <w:pPr>
+        <w:ind w:left="1080"/>
+      </w:pPr>
+    </w:p>
+    <w:p>
+      <w:pPr>
+        <w:ind w:left="1080"/>
+      </w:pPr>
+      <w:r>
+        <w:t xml:space="preserve">        ELSE</w:t>
+      </w:r>
+    </w:p>
+    <w:p>
+      <w:pPr>
+        <w:ind w:left="1080"/>
       </w:pPr>
       <w:r>
         <w:lastRenderedPageBreak/>
-        <w:t xml:space="preserve">    IN p_month INT</w:t>
-      </w:r>
-    </w:p>
-    <w:p>
-      <w:pPr>
-        <w:ind w:left="720"/>
-      </w:pPr>
-      <w:r>
-        <w:t>)</w:t>
-      </w:r>
-    </w:p>
-    <w:p>
-      <w:pPr>
-        <w:ind w:left="720"/>
-      </w:pPr>
-      <w:r>
-        <w:t>BEGIN</w:t>
-      </w:r>
-    </w:p>
-    <w:p>
-      <w:pPr>
-        <w:ind w:left="720"/>
-      </w:pPr>
-    </w:p>
-    <w:p>
-      <w:pPr>
-        <w:ind w:left="720"/>
-      </w:pPr>
-      <w:r>
-        <w:t xml:space="preserve">    DECLARE v_restaurant_count INT DEFAULT 0;</w:t>
-      </w:r>
-    </w:p>
-    <w:p>
-      <w:pPr>
-        <w:ind w:left="720"/>
-      </w:pPr>
-      <w:r>
-        <w:t xml:space="preserve">    DECLARE v_order_count INT DEFAULT 0;</w:t>
-      </w:r>
-    </w:p>
-    <w:p>
-      <w:pPr>
-        <w:ind w:left="720"/>
-      </w:pPr>
-    </w:p>
-    <w:p>
-      <w:pPr>
-        <w:ind w:left="720"/>
-      </w:pPr>
-      <w:r>
-        <w:t xml:space="preserve">    -- Check month</w:t>
-      </w:r>
-    </w:p>
-    <w:p>
-      <w:pPr>
-        <w:ind w:left="720"/>
-      </w:pPr>
-      <w:r>
-        <w:t xml:space="preserve">    IF p_month &lt; 1 OR p_month &gt; 12 THEN</w:t>
-      </w:r>
-    </w:p>
-    <w:p>
-      <w:pPr>
-        <w:ind w:left="720"/>
-      </w:pPr>
-    </w:p>
-    <w:p>
-      <w:pPr>
-        <w:ind w:left="720"/>
-      </w:pPr>
-      <w:r>
-        <w:t xml:space="preserve">        SELECT 'Invalid month. Please enter a month between 1 and 12.'</w:t>
-      </w:r>
-    </w:p>
-    <w:p>
-      <w:pPr>
-        <w:ind w:left="720"/>
-      </w:pPr>
-      <w:r>
-        <w:t xml:space="preserve">        AS message;</w:t>
-      </w:r>
-    </w:p>
-    <w:p>
-      <w:pPr>
-        <w:ind w:left="720"/>
-      </w:pPr>
-    </w:p>
-    <w:p>
-      <w:pPr>
-        <w:ind w:left="720"/>
-      </w:pPr>
-      <w:r>
-        <w:t xml:space="preserve">    ELSE</w:t>
-      </w:r>
-    </w:p>
-    <w:p>
-      <w:pPr>
-        <w:ind w:left="720"/>
-      </w:pPr>
-    </w:p>
-    <w:p>
-      <w:pPr>
-        <w:ind w:left="720"/>
-      </w:pPr>
-      <w:r>
-        <w:t xml:space="preserve">        -- Check restaurant exists</w:t>
-      </w:r>
-    </w:p>
-    <w:p>
-      <w:pPr>
-        <w:ind w:left="720"/>
-      </w:pPr>
-      <w:r>
-        <w:t xml:space="preserve">        SELECT COUNT(*)</w:t>
-      </w:r>
-    </w:p>
-    <w:p>
-      <w:pPr>
-        <w:ind w:left="720"/>
-      </w:pPr>
-      <w:r>
-        <w:t xml:space="preserve">        INTO v_restaurant_count</w:t>
-      </w:r>
-    </w:p>
-    <w:p>
-      <w:pPr>
-        <w:ind w:left="720"/>
-      </w:pPr>
-      <w:r>
-        <w:t xml:space="preserve">        FROM restaurants</w:t>
-      </w:r>
-    </w:p>
-    <w:p>
-      <w:pPr>
-        <w:ind w:left="720"/>
-      </w:pPr>
-      <w:r>
-        <w:t xml:space="preserve">        WHERE restaurant_id = p_restaurant_id;</w:t>
-      </w:r>
-    </w:p>
-    <w:p>
-      <w:pPr>
-        <w:ind w:left="720"/>
-      </w:pPr>
-    </w:p>
-    <w:p>
-      <w:pPr>
-        <w:ind w:left="720"/>
-      </w:pPr>
-      <w:r>
-        <w:t xml:space="preserve">        IF v_restaurant_count = 0 THEN</w:t>
-      </w:r>
-    </w:p>
-    <w:p>
-      <w:pPr>
-        <w:ind w:left="720"/>
-      </w:pPr>
-    </w:p>
-    <w:p>
-      <w:pPr>
-        <w:ind w:left="720"/>
-      </w:pPr>
-      <w:r>
-        <w:t xml:space="preserve">            SELECT 'Restaurant does not exist.'</w:t>
-      </w:r>
-    </w:p>
-    <w:p>
-      <w:pPr>
-        <w:ind w:left="720"/>
-      </w:pPr>
-      <w:r>
-        <w:t xml:space="preserve">            AS message;</w:t>
-      </w:r>
-    </w:p>
-    <w:p>
-      <w:pPr>
-        <w:ind w:left="720"/>
-      </w:pPr>
-    </w:p>
-    <w:p>
-      <w:pPr>
-        <w:ind w:left="720"/>
-      </w:pPr>
-      <w:r>
-        <w:t xml:space="preserve">        ELSE</w:t>
-      </w:r>
-    </w:p>
-    <w:p>
-      <w:pPr>
-        <w:ind w:left="720"/>
-      </w:pPr>
-    </w:p>
-    <w:p>
-      <w:pPr>
-        <w:ind w:left="720"/>
-      </w:pPr>
-      <w:r>
-        <w:lastRenderedPageBreak/>
-        <w:t xml:space="preserve">            -- Check orders for the selected month</w:t>
-      </w:r>
-    </w:p>
-    <w:p>
-      <w:pPr>
-        <w:ind w:left="720"/>
-      </w:pPr>
-      <w:r>
-        <w:t xml:space="preserve">            SELECT COUNT(*)</w:t>
-      </w:r>
-    </w:p>
-    <w:p>
-      <w:pPr>
-        <w:ind w:left="720"/>
-      </w:pPr>
-      <w:r>
-        <w:t xml:space="preserve">            INTO v_order_count</w:t>
-      </w:r>
-    </w:p>
-    <w:p>
-      <w:pPr>
-        <w:ind w:left="720"/>
+        <w:t xml:space="preserve">            SELECT </w:t>
+      </w:r>
+      <w:proofErr w:type="gramStart"/>
+      <w:r>
+        <w:t>COUNT(</w:t>
+      </w:r>
+      <w:proofErr w:type="gramEnd"/>
+      <w:r>
+        <w:t>*)</w:t>
+      </w:r>
+    </w:p>
+    <w:p>
+      <w:pPr>
+        <w:ind w:left="1080"/>
+      </w:pPr>
+      <w:r>
+        <w:t xml:space="preserve">            INTO </w:t>
+      </w:r>
+      <w:proofErr w:type="spellStart"/>
+      <w:r>
+        <w:t>v_order_count</w:t>
+      </w:r>
+      <w:proofErr w:type="spellEnd"/>
+    </w:p>
+    <w:p>
+      <w:pPr>
+        <w:ind w:left="1080"/>
       </w:pPr>
       <w:r>
         <w:t xml:space="preserve">            FROM orders</w:t>
@@ -836,41 +1285,83 @@
     </w:p>
     <w:p>
       <w:pPr>
-        <w:ind w:left="720"/>
-      </w:pPr>
-      <w:r>
-        <w:t xml:space="preserve">            WHERE restaurant_id = p_restaurant_id</w:t>
-      </w:r>
-    </w:p>
-    <w:p>
-      <w:pPr>
-        <w:ind w:left="720"/>
-      </w:pPr>
-      <w:r>
-        <w:t xml:space="preserve">              AND MONTH(order_date) = p_month;</w:t>
-      </w:r>
-    </w:p>
-    <w:p>
-      <w:pPr>
-        <w:ind w:left="720"/>
-      </w:pPr>
-    </w:p>
-    <w:p>
-      <w:pPr>
-        <w:ind w:left="720"/>
-      </w:pPr>
-      <w:r>
-        <w:t xml:space="preserve">            IF v_order_count = 0 THEN</w:t>
-      </w:r>
-    </w:p>
-    <w:p>
-      <w:pPr>
-        <w:ind w:left="720"/>
-      </w:pPr>
-    </w:p>
-    <w:p>
-      <w:pPr>
-        <w:ind w:left="720"/>
+        <w:ind w:left="1080"/>
+      </w:pPr>
+      <w:r>
+        <w:t xml:space="preserve">            WHERE </w:t>
+      </w:r>
+      <w:proofErr w:type="spellStart"/>
+      <w:r>
+        <w:t>restaurant_id</w:t>
+      </w:r>
+      <w:proofErr w:type="spellEnd"/>
+      <w:r>
+        <w:t xml:space="preserve"> = </w:t>
+      </w:r>
+      <w:proofErr w:type="spellStart"/>
+      <w:r>
+        <w:t>p_restaurant_id</w:t>
+      </w:r>
+      <w:proofErr w:type="spellEnd"/>
+    </w:p>
+    <w:p>
+      <w:pPr>
+        <w:ind w:left="1080"/>
+      </w:pPr>
+      <w:r>
+        <w:t xml:space="preserve">              AND </w:t>
+      </w:r>
+      <w:proofErr w:type="gramStart"/>
+      <w:r>
+        <w:t>MONTH(</w:t>
+      </w:r>
+      <w:proofErr w:type="spellStart"/>
+      <w:proofErr w:type="gramEnd"/>
+      <w:r>
+        <w:t>order_date</w:t>
+      </w:r>
+      <w:proofErr w:type="spellEnd"/>
+      <w:r>
+        <w:t xml:space="preserve">) = </w:t>
+      </w:r>
+      <w:proofErr w:type="spellStart"/>
+      <w:r>
+        <w:t>p_month</w:t>
+      </w:r>
+      <w:proofErr w:type="spellEnd"/>
+      <w:r>
+        <w:t>;</w:t>
+      </w:r>
+    </w:p>
+    <w:p>
+      <w:pPr>
+        <w:ind w:left="1080"/>
+      </w:pPr>
+    </w:p>
+    <w:p>
+      <w:pPr>
+        <w:ind w:left="1080"/>
+      </w:pPr>
+      <w:r>
+        <w:t xml:space="preserve">            IF </w:t>
+      </w:r>
+      <w:proofErr w:type="spellStart"/>
+      <w:r>
+        <w:t>v_order_count</w:t>
+      </w:r>
+      <w:proofErr w:type="spellEnd"/>
+      <w:r>
+        <w:t xml:space="preserve"> = 0 THEN</w:t>
+      </w:r>
+    </w:p>
+    <w:p>
+      <w:pPr>
+        <w:ind w:left="1080"/>
+      </w:pPr>
+    </w:p>
+    <w:p>
+      <w:pPr>
+        <w:ind w:left="1080"/>
       </w:pPr>
       <w:r>
         <w:t xml:space="preserve">                SELECT</w:t>
@@ -878,7 +1369,7 @@
     </w:p>
     <w:p>
       <w:pPr>
-        <w:ind w:left="720"/>
+        <w:ind w:left="1080"/>
       </w:pPr>
       <w:r>
         <w:t xml:space="preserve">                    'No orders found for this restaurant in the selected month.'</w:t>
@@ -886,7 +1377,7 @@
     </w:p>
     <w:p>
       <w:pPr>
-        <w:ind w:left="720"/>
+        <w:ind w:left="1080"/>
       </w:pPr>
       <w:r>
         <w:t xml:space="preserve">                    AS message;</w:t>
@@ -894,12 +1385,12 @@
     </w:p>
     <w:p>
       <w:pPr>
-        <w:ind w:left="720"/>
-      </w:pPr>
-    </w:p>
-    <w:p>
-      <w:pPr>
-        <w:ind w:left="720"/>
+        <w:ind w:left="1080"/>
+      </w:pPr>
+    </w:p>
+    <w:p>
+      <w:pPr>
+        <w:ind w:left="1080"/>
       </w:pPr>
       <w:r>
         <w:t xml:space="preserve">            ELSE</w:t>
@@ -907,20 +1398,7 @@
     </w:p>
     <w:p>
       <w:pPr>
-        <w:ind w:left="720"/>
-      </w:pPr>
-    </w:p>
-    <w:p>
-      <w:pPr>
-        <w:ind w:left="720"/>
-      </w:pPr>
-      <w:r>
-        <w:t xml:space="preserve">                -- Monthly summary</w:t>
-      </w:r>
-    </w:p>
-    <w:p>
-      <w:pPr>
-        <w:ind w:left="720"/>
+        <w:ind w:left="1080"/>
       </w:pPr>
       <w:r>
         <w:t xml:space="preserve">                SELECT</w:t>
@@ -928,39 +1406,107 @@
     </w:p>
     <w:p>
       <w:pPr>
-        <w:ind w:left="720"/>
-      </w:pPr>
-      <w:r>
-        <w:t xml:space="preserve">                    r.name AS restaurant_name,</w:t>
-      </w:r>
-    </w:p>
-    <w:p>
-      <w:pPr>
-        <w:ind w:left="720"/>
-      </w:pPr>
-      <w:r>
-        <w:t xml:space="preserve">                    COUNT(o.order_id) AS total_orders,</w:t>
-      </w:r>
-    </w:p>
-    <w:p>
-      <w:pPr>
-        <w:ind w:left="720"/>
-      </w:pPr>
-      <w:r>
-        <w:t xml:space="preserve">                    SUM(o.total_amount) AS total_revenue,</w:t>
-      </w:r>
-    </w:p>
-    <w:p>
-      <w:pPr>
-        <w:ind w:left="720"/>
-      </w:pPr>
-      <w:r>
-        <w:t xml:space="preserve">                    AVG(o.total_amount) AS average_order_value</w:t>
-      </w:r>
-    </w:p>
-    <w:p>
-      <w:pPr>
-        <w:ind w:left="720"/>
+        <w:ind w:left="1080"/>
+      </w:pPr>
+      <w:r>
+        <w:t xml:space="preserve">                    r.name AS </w:t>
+      </w:r>
+      <w:proofErr w:type="spellStart"/>
+      <w:r>
+        <w:t>restaurant_name</w:t>
+      </w:r>
+      <w:proofErr w:type="spellEnd"/>
+      <w:r>
+        <w:t>,</w:t>
+      </w:r>
+    </w:p>
+    <w:p>
+      <w:pPr>
+        <w:ind w:left="1080"/>
+      </w:pPr>
+      <w:r>
+        <w:t xml:space="preserve">                    COUNT(</w:t>
+      </w:r>
+      <w:proofErr w:type="spellStart"/>
+      <w:proofErr w:type="gramStart"/>
+      <w:r>
+        <w:t>o.order</w:t>
+      </w:r>
+      <w:proofErr w:type="gramEnd"/>
+      <w:r>
+        <w:t>_id</w:t>
+      </w:r>
+      <w:proofErr w:type="spellEnd"/>
+      <w:r>
+        <w:t xml:space="preserve">) AS </w:t>
+      </w:r>
+      <w:proofErr w:type="spellStart"/>
+      <w:r>
+        <w:t>total_orders</w:t>
+      </w:r>
+      <w:proofErr w:type="spellEnd"/>
+      <w:r>
+        <w:t>,</w:t>
+      </w:r>
+    </w:p>
+    <w:p>
+      <w:pPr>
+        <w:ind w:left="1080"/>
+      </w:pPr>
+      <w:r>
+        <w:t xml:space="preserve">                    SUM(</w:t>
+      </w:r>
+      <w:proofErr w:type="spellStart"/>
+      <w:proofErr w:type="gramStart"/>
+      <w:r>
+        <w:t>o.total</w:t>
+      </w:r>
+      <w:proofErr w:type="gramEnd"/>
+      <w:r>
+        <w:t>_amount</w:t>
+      </w:r>
+      <w:proofErr w:type="spellEnd"/>
+      <w:r>
+        <w:t xml:space="preserve">) AS </w:t>
+      </w:r>
+      <w:proofErr w:type="spellStart"/>
+      <w:r>
+        <w:t>total_revenue</w:t>
+      </w:r>
+      <w:proofErr w:type="spellEnd"/>
+      <w:r>
+        <w:t>,</w:t>
+      </w:r>
+    </w:p>
+    <w:p>
+      <w:pPr>
+        <w:ind w:left="1080"/>
+      </w:pPr>
+      <w:r>
+        <w:t xml:space="preserve">                    AVG(</w:t>
+      </w:r>
+      <w:proofErr w:type="spellStart"/>
+      <w:proofErr w:type="gramStart"/>
+      <w:r>
+        <w:t>o.total</w:t>
+      </w:r>
+      <w:proofErr w:type="gramEnd"/>
+      <w:r>
+        <w:t>_amount</w:t>
+      </w:r>
+      <w:proofErr w:type="spellEnd"/>
+      <w:r>
+        <w:t xml:space="preserve">) AS </w:t>
+      </w:r>
+      <w:proofErr w:type="spellStart"/>
+      <w:r>
+        <w:t>average_order_value</w:t>
+      </w:r>
+      <w:proofErr w:type="spellEnd"/>
+    </w:p>
+    <w:p>
+      <w:pPr>
+        <w:ind w:left="1080"/>
       </w:pPr>
       <w:r>
         <w:t xml:space="preserve">                FROM restaurants r</w:t>
@@ -968,7 +1514,7 @@
     </w:p>
     <w:p>
       <w:pPr>
-        <w:ind w:left="720"/>
+        <w:ind w:left="1080"/>
       </w:pPr>
       <w:r>
         <w:t xml:space="preserve">                JOIN orders o</w:t>
@@ -976,31 +1522,90 @@
     </w:p>
     <w:p>
       <w:pPr>
-        <w:ind w:left="720"/>
-      </w:pPr>
-      <w:r>
-        <w:t xml:space="preserve">                    ON r.restaurant_id = o.restaurant_id</w:t>
-      </w:r>
-    </w:p>
-    <w:p>
-      <w:pPr>
-        <w:ind w:left="720"/>
-      </w:pPr>
-      <w:r>
-        <w:t xml:space="preserve">                WHERE r.restaurant_id = p_restaurant_id</w:t>
-      </w:r>
-    </w:p>
-    <w:p>
-      <w:pPr>
-        <w:ind w:left="720"/>
-      </w:pPr>
-      <w:r>
-        <w:t xml:space="preserve">                  AND MONTH(o.order_date) = p_month</w:t>
-      </w:r>
-    </w:p>
-    <w:p>
-      <w:pPr>
-        <w:ind w:left="720"/>
+        <w:ind w:left="1080"/>
+      </w:pPr>
+      <w:r>
+        <w:t xml:space="preserve">                    ON </w:t>
+      </w:r>
+      <w:proofErr w:type="spellStart"/>
+      <w:proofErr w:type="gramStart"/>
+      <w:r>
+        <w:t>r.restaurant</w:t>
+      </w:r>
+      <w:proofErr w:type="gramEnd"/>
+      <w:r>
+        <w:t>_id</w:t>
+      </w:r>
+      <w:proofErr w:type="spellEnd"/>
+      <w:r>
+        <w:t xml:space="preserve"> = </w:t>
+      </w:r>
+      <w:proofErr w:type="spellStart"/>
+      <w:proofErr w:type="gramStart"/>
+      <w:r>
+        <w:t>o.restaurant</w:t>
+      </w:r>
+      <w:proofErr w:type="gramEnd"/>
+      <w:r>
+        <w:t>_id</w:t>
+      </w:r>
+      <w:proofErr w:type="spellEnd"/>
+    </w:p>
+    <w:p>
+      <w:pPr>
+        <w:ind w:left="1080"/>
+      </w:pPr>
+      <w:r>
+        <w:t xml:space="preserve">                WHERE </w:t>
+      </w:r>
+      <w:proofErr w:type="spellStart"/>
+      <w:proofErr w:type="gramStart"/>
+      <w:r>
+        <w:t>r.restaurant</w:t>
+      </w:r>
+      <w:proofErr w:type="gramEnd"/>
+      <w:r>
+        <w:t>_id</w:t>
+      </w:r>
+      <w:proofErr w:type="spellEnd"/>
+      <w:r>
+        <w:t xml:space="preserve"> = </w:t>
+      </w:r>
+      <w:proofErr w:type="spellStart"/>
+      <w:r>
+        <w:t>p_restaurant_id</w:t>
+      </w:r>
+      <w:proofErr w:type="spellEnd"/>
+    </w:p>
+    <w:p>
+      <w:pPr>
+        <w:ind w:left="1080"/>
+      </w:pPr>
+      <w:r>
+        <w:t xml:space="preserve">                  AND MONTH(</w:t>
+      </w:r>
+      <w:proofErr w:type="spellStart"/>
+      <w:proofErr w:type="gramStart"/>
+      <w:r>
+        <w:t>o.order</w:t>
+      </w:r>
+      <w:proofErr w:type="gramEnd"/>
+      <w:r>
+        <w:t>_date</w:t>
+      </w:r>
+      <w:proofErr w:type="spellEnd"/>
+      <w:r>
+        <w:t xml:space="preserve">) = </w:t>
+      </w:r>
+      <w:proofErr w:type="spellStart"/>
+      <w:r>
+        <w:t>p_month</w:t>
+      </w:r>
+      <w:proofErr w:type="spellEnd"/>
+    </w:p>
+    <w:p>
+      <w:pPr>
+        <w:ind w:left="1080"/>
       </w:pPr>
       <w:r>
         <w:t xml:space="preserve">                GROUP BY</w:t>
@@ -1008,29 +1613,41 @@
     </w:p>
     <w:p>
       <w:pPr>
-        <w:ind w:left="720"/>
-      </w:pPr>
-      <w:r>
-        <w:t xml:space="preserve">                    r.restaurant_id,</w:t>
-      </w:r>
-    </w:p>
-    <w:p>
-      <w:pPr>
-        <w:ind w:left="720"/>
-      </w:pPr>
-      <w:r>
-        <w:lastRenderedPageBreak/>
+        <w:ind w:left="1080"/>
+      </w:pPr>
+      <w:r>
+        <w:t xml:space="preserve">                    </w:t>
+      </w:r>
+      <w:proofErr w:type="spellStart"/>
+      <w:proofErr w:type="gramStart"/>
+      <w:r>
+        <w:t>r.restaurant</w:t>
+      </w:r>
+      <w:proofErr w:type="gramEnd"/>
+      <w:r>
+        <w:t>_id</w:t>
+      </w:r>
+      <w:proofErr w:type="spellEnd"/>
+      <w:r>
+        <w:t>,</w:t>
+      </w:r>
+    </w:p>
+    <w:p>
+      <w:pPr>
+        <w:ind w:left="1080"/>
+      </w:pPr>
+      <w:r>
         <w:t xml:space="preserve">                    r.name;</w:t>
       </w:r>
     </w:p>
     <w:p>
       <w:pPr>
-        <w:ind w:left="720"/>
-      </w:pPr>
-    </w:p>
-    <w:p>
-      <w:pPr>
-        <w:ind w:left="720"/>
+        <w:ind w:left="1080"/>
+      </w:pPr>
+    </w:p>
+    <w:p>
+      <w:pPr>
+        <w:ind w:left="1080"/>
       </w:pPr>
       <w:r>
         <w:t xml:space="preserve">            END IF;</w:t>
@@ -1038,12 +1655,12 @@
     </w:p>
     <w:p>
       <w:pPr>
-        <w:ind w:left="720"/>
-      </w:pPr>
-    </w:p>
-    <w:p>
-      <w:pPr>
-        <w:ind w:left="720"/>
+        <w:ind w:left="1080"/>
+      </w:pPr>
+    </w:p>
+    <w:p>
+      <w:pPr>
+        <w:ind w:left="1080"/>
       </w:pPr>
       <w:r>
         <w:t xml:space="preserve">        END IF;</w:t>
@@ -1051,12 +1668,12 @@
     </w:p>
     <w:p>
       <w:pPr>
-        <w:ind w:left="720"/>
-      </w:pPr>
-    </w:p>
-    <w:p>
-      <w:pPr>
-        <w:ind w:left="720"/>
+        <w:ind w:left="1080"/>
+      </w:pPr>
+    </w:p>
+    <w:p>
+      <w:pPr>
+        <w:ind w:left="1080"/>
       </w:pPr>
       <w:r>
         <w:t xml:space="preserve">    END IF;</w:t>
@@ -1064,12 +1681,12 @@
     </w:p>
     <w:p>
       <w:pPr>
-        <w:ind w:left="720"/>
-      </w:pPr>
-    </w:p>
-    <w:p>
-      <w:pPr>
-        <w:ind w:left="720"/>
+        <w:ind w:left="1080"/>
+      </w:pPr>
+    </w:p>
+    <w:p>
+      <w:pPr>
+        <w:ind w:left="1080"/>
       </w:pPr>
       <w:r>
         <w:t>END$$</w:t>
@@ -1077,11 +1694,13 @@
     </w:p>
     <w:p>
       <w:pPr>
-        <w:ind w:left="720"/>
-      </w:pPr>
+        <w:ind w:left="1080"/>
+      </w:pPr>
+      <w:proofErr w:type="gramStart"/>
       <w:r>
         <w:t>DELIMITER ;</w:t>
       </w:r>
+      <w:proofErr w:type="gramEnd"/>
     </w:p>
     <w:p>
       <w:pPr>
@@ -1109,55 +1728,113 @@
         <w:ind w:left="720"/>
       </w:pPr>
       <w:r>
-        <w:t>Because your existing sample orders were inserted with the current order_date, you can first check the month:</w:t>
-      </w:r>
-    </w:p>
-    <w:p>
-      <w:pPr>
-        <w:ind w:left="720"/>
+        <w:t xml:space="preserve">Because your existing sample orders were inserted with the current </w:t>
+      </w:r>
+      <w:proofErr w:type="spellStart"/>
+      <w:r>
+        <w:t>order_date</w:t>
+      </w:r>
+      <w:proofErr w:type="spellEnd"/>
+      <w:r>
+        <w:t>, you can first check the month:</w:t>
+      </w:r>
+    </w:p>
+    <w:p>
+      <w:pPr>
+        <w:ind w:left="1440"/>
       </w:pPr>
       <w:r>
         <w:t>SELECT</w:t>
       </w:r>
-    </w:p>
-    <w:p>
-      <w:pPr>
-        <w:ind w:left="720"/>
-      </w:pPr>
-      <w:r>
-        <w:t xml:space="preserve">    order_id,</w:t>
-      </w:r>
-    </w:p>
-    <w:p>
-      <w:pPr>
-        <w:ind w:left="720"/>
-      </w:pPr>
-      <w:r>
-        <w:t xml:space="preserve">    restaurant_id,</w:t>
-      </w:r>
-    </w:p>
-    <w:p>
-      <w:pPr>
-        <w:ind w:left="720"/>
-      </w:pPr>
-      <w:r>
-        <w:t xml:space="preserve">    total_amount,</w:t>
-      </w:r>
-    </w:p>
-    <w:p>
-      <w:pPr>
-        <w:ind w:left="720"/>
-      </w:pPr>
-      <w:r>
-        <w:t xml:space="preserve">    order_date</w:t>
-      </w:r>
-    </w:p>
-    <w:p>
-      <w:pPr>
-        <w:ind w:left="720"/>
+      <w:r>
+        <w:t xml:space="preserve"> </w:t>
+      </w:r>
+      <w:proofErr w:type="spellStart"/>
+      <w:r>
+        <w:t>order_</w:t>
+      </w:r>
+      <w:proofErr w:type="gramStart"/>
+      <w:r>
+        <w:t>id</w:t>
+      </w:r>
+      <w:proofErr w:type="spellEnd"/>
+      <w:r>
+        <w:t xml:space="preserve">,  </w:t>
+      </w:r>
+      <w:proofErr w:type="spellStart"/>
+      <w:r>
+        <w:t>restaurant</w:t>
+      </w:r>
+      <w:proofErr w:type="gramEnd"/>
+      <w:r>
+        <w:t>_id</w:t>
+      </w:r>
+      <w:proofErr w:type="spellEnd"/>
+      <w:r>
+        <w:t xml:space="preserve">, </w:t>
+      </w:r>
+      <w:proofErr w:type="spellStart"/>
+      <w:r>
+        <w:t>total_</w:t>
+      </w:r>
+      <w:proofErr w:type="gramStart"/>
+      <w:r>
+        <w:t>amount,order</w:t>
+      </w:r>
+      <w:proofErr w:type="gramEnd"/>
+      <w:r>
+        <w:t>_date</w:t>
+      </w:r>
+      <w:proofErr w:type="spellEnd"/>
+    </w:p>
+    <w:p>
+      <w:pPr>
+        <w:ind w:left="1440"/>
       </w:pPr>
       <w:r>
         <w:t>FROM orders;</w:t>
+      </w:r>
+    </w:p>
+    <w:p>
+      <w:pPr>
+        <w:ind w:left="1440"/>
+      </w:pPr>
+      <w:r>
+        <w:drawing>
+          <wp:inline distT="0" distB="0" distL="0" distR="0" wp14:anchorId="7F7266D4" wp14:editId="62DFC32E">
+            <wp:extent cx="3406435" cy="3833192"/>
+            <wp:effectExtent l="0" t="0" r="3810" b="0"/>
+            <wp:docPr id="856606605" name="Picture 1"/>
+            <wp:cNvGraphicFramePr>
+              <a:graphicFrameLocks xmlns:a="http://schemas.openxmlformats.org/drawingml/2006/main" noChangeAspect="1"/>
+            </wp:cNvGraphicFramePr>
+            <a:graphic xmlns:a="http://schemas.openxmlformats.org/drawingml/2006/main">
+              <a:graphicData uri="http://schemas.openxmlformats.org/drawingml/2006/picture">
+                <pic:pic xmlns:pic="http://schemas.openxmlformats.org/drawingml/2006/picture">
+                  <pic:nvPicPr>
+                    <pic:cNvPr id="856606605" name=""/>
+                    <pic:cNvPicPr/>
+                  </pic:nvPicPr>
+                  <pic:blipFill>
+                    <a:blip r:embed="rId7"/>
+                    <a:stretch>
+                      <a:fillRect/>
+                    </a:stretch>
+                  </pic:blipFill>
+                  <pic:spPr>
+                    <a:xfrm>
+                      <a:off x="0" y="0"/>
+                      <a:ext cx="3406435" cy="3833192"/>
+                    </a:xfrm>
+                    <a:prstGeom prst="rect">
+                      <a:avLst/>
+                    </a:prstGeom>
+                  </pic:spPr>
+                </pic:pic>
+              </a:graphicData>
+            </a:graphic>
+          </wp:inline>
+        </w:drawing>
       </w:r>
     </w:p>
     <w:p>
@@ -1181,7 +1858,23 @@
         <w:ind w:left="720"/>
       </w:pPr>
       <w:r>
-        <w:t>CALL get_monthly_restaurant_summary(1, 10);</w:t>
+        <w:t xml:space="preserve">CALL </w:t>
+      </w:r>
+      <w:proofErr w:type="spellStart"/>
+      <w:r>
+        <w:t>get_monthly_restaurant_</w:t>
+      </w:r>
+      <w:proofErr w:type="gramStart"/>
+      <w:r>
+        <w:t>summary</w:t>
+      </w:r>
+      <w:proofErr w:type="spellEnd"/>
+      <w:r>
+        <w:t>(</w:t>
+      </w:r>
+      <w:proofErr w:type="gramEnd"/>
+      <w:r>
+        <w:t>1, 10);</w:t>
       </w:r>
     </w:p>
     <w:p>
@@ -1205,7 +1898,24 @@
         <w:ind w:left="720"/>
       </w:pPr>
       <w:r>
-        <w:t>CALL get_monthly_restaurant_summary(2, 10);</w:t>
+        <w:lastRenderedPageBreak/>
+        <w:t xml:space="preserve">CALL </w:t>
+      </w:r>
+      <w:proofErr w:type="spellStart"/>
+      <w:r>
+        <w:t>get_monthly_restaurant_</w:t>
+      </w:r>
+      <w:proofErr w:type="gramStart"/>
+      <w:r>
+        <w:t>summary</w:t>
+      </w:r>
+      <w:proofErr w:type="spellEnd"/>
+      <w:r>
+        <w:t>(</w:t>
+      </w:r>
+      <w:proofErr w:type="gramEnd"/>
+      <w:r>
+        <w:t>2, 10);</w:t>
       </w:r>
     </w:p>
     <w:p>
@@ -1229,7 +1939,23 @@
         <w:ind w:left="720"/>
       </w:pPr>
       <w:r>
-        <w:t>CALL get_monthly_restaurant_summary(1, 5);</w:t>
+        <w:t xml:space="preserve">CALL </w:t>
+      </w:r>
+      <w:proofErr w:type="spellStart"/>
+      <w:r>
+        <w:t>get_monthly_restaurant_</w:t>
+      </w:r>
+      <w:proofErr w:type="gramStart"/>
+      <w:r>
+        <w:t>summary</w:t>
+      </w:r>
+      <w:proofErr w:type="spellEnd"/>
+      <w:r>
+        <w:t>(</w:t>
+      </w:r>
+      <w:proofErr w:type="gramEnd"/>
+      <w:r>
+        <w:t>1, 5);</w:t>
       </w:r>
     </w:p>
     <w:p>
@@ -1255,6 +1981,11 @@
       <w:r>
         <w:t>No orders found for this restaurant in the selected month.</w:t>
       </w:r>
+    </w:p>
+    <w:p>
+      <w:pPr>
+        <w:ind w:left="720"/>
+      </w:pPr>
     </w:p>
     <w:p>
       <w:pPr>
@@ -1273,7 +2004,6 @@
           <w:b/>
           <w:bCs/>
         </w:rPr>
-        <w:lastRenderedPageBreak/>
         <w:t>3–4 Line Note for Submission</w:t>
       </w:r>
     </w:p>
@@ -1286,7 +2016,31 @@
         </w:rPr>
       </w:pPr>
       <w:r>
-        <w:t>The AI-generated procedure worked correctly when orders existed for the selected restaurant and month. However, when there were no orders, it returned an empty result instead of a meaningful message. I fixed this by adding validation for the month, checking whether the restaurant exists, and checking the order count before running the summary query. I also kept GROUP BY with COUNT(), SUM(), and AVG() to calculate the monthly summary correctly.</w:t>
+        <w:t xml:space="preserve">The AI-generated procedure worked correctly when orders existed for the selected restaurant and month. However, when there were no orders, it returned an empty result instead of a meaningful message. I fixed this by adding validation for the month, checking whether the restaurant exists, and checking the order count before running the summary query. I also kept GROUP BY with </w:t>
+      </w:r>
+      <w:proofErr w:type="gramStart"/>
+      <w:r>
+        <w:t>COUNT(</w:t>
+      </w:r>
+      <w:proofErr w:type="gramEnd"/>
+      <w:r>
+        <w:t xml:space="preserve">), </w:t>
+      </w:r>
+      <w:proofErr w:type="gramStart"/>
+      <w:r>
+        <w:t>SUM(</w:t>
+      </w:r>
+      <w:proofErr w:type="gramEnd"/>
+      <w:r>
+        <w:t xml:space="preserve">), and </w:t>
+      </w:r>
+      <w:proofErr w:type="gramStart"/>
+      <w:r>
+        <w:t>AVG(</w:t>
+      </w:r>
+      <w:proofErr w:type="gramEnd"/>
+      <w:r>
+        <w:t>) to calculate the monthly summary correctly.</w:t>
       </w:r>
     </w:p>
     <w:p>
@@ -2486,6 +3240,7 @@
   <w:style w:type="character" w:default="1" w:styleId="DefaultParagraphFont">
     <w:name w:val="Default Paragraph Font"/>
     <w:uiPriority w:val="1"/>
+    <w:semiHidden/>
     <w:unhideWhenUsed/>
   </w:style>
   <w:style w:type="table" w:default="1" w:styleId="TableNormal">
